--- a/project-4-calibration-survival/Code guide (readme).docx
+++ b/project-4-calibration-survival/Code guide (readme).docx
@@ -36,10 +36,7 @@
         <w:t>This guide explains how to use the code which implemented all the analyses in the manuscript</w:t>
       </w:r>
       <w:r>
-        <w:t xml:space="preserve">: </w:t>
-      </w:r>
-      <w:r>
-        <w:t>Flexible calibration curves for</w:t>
+        <w:t>: Flexible calibration curves for</w:t>
       </w:r>
       <w:r>
         <w:t xml:space="preserve"> </w:t>
@@ -63,10 +60,7 @@
         <w:t>survival outcome</w:t>
       </w:r>
       <w:r>
-        <w:t>s, the impact of covariate-dependent censoring</w:t>
-      </w:r>
-      <w:r>
-        <w:t>.</w:t>
+        <w:t>s, the impact of covariate-dependent censoring.</w:t>
       </w:r>
     </w:p>
     <w:p>
@@ -83,8 +77,13 @@
       </w:r>
     </w:p>
     <w:p>
-      <w:r>
-        <w:t>In order to re-use the code, the working directory should be set to the folder containing the ‘code’</w:t>
+      <w:proofErr w:type="gramStart"/>
+      <w:r>
+        <w:t>In order to</w:t>
+      </w:r>
+      <w:proofErr w:type="gramEnd"/>
+      <w:r>
+        <w:t xml:space="preserve"> re-use the code, the working directory should be set to the folder containing the ‘code’</w:t>
       </w:r>
       <w:r>
         <w:t>, ‘figures’, ‘R’ and ‘data’</w:t>
@@ -99,10 +98,31 @@
         <w:t xml:space="preserve">. This must be set </w:t>
       </w:r>
       <w:r>
-        <w:t xml:space="preserve">using setwd() </w:t>
-      </w:r>
-      <w:r>
-        <w:t>at the top of every .R file. Sadly, we could not find a way to get the ‘here’ package working with the computational facility and data storage requirements we had.</w:t>
+        <w:t xml:space="preserve">using </w:t>
+      </w:r>
+      <w:proofErr w:type="spellStart"/>
+      <w:proofErr w:type="gramStart"/>
+      <w:r>
+        <w:t>setwd</w:t>
+      </w:r>
+      <w:proofErr w:type="spellEnd"/>
+      <w:r>
+        <w:t>(</w:t>
+      </w:r>
+      <w:proofErr w:type="gramEnd"/>
+      <w:r>
+        <w:t xml:space="preserve">) </w:t>
+      </w:r>
+      <w:r>
+        <w:t xml:space="preserve">at the top of </w:t>
+      </w:r>
+      <w:proofErr w:type="gramStart"/>
+      <w:r>
+        <w:t>every .R</w:t>
+      </w:r>
+      <w:proofErr w:type="gramEnd"/>
+      <w:r>
+        <w:t xml:space="preserve"> file. Sadly, we could not find a way to get the ‘here’ package working with the computational facility and data storage requirements we had.</w:t>
       </w:r>
     </w:p>
     <w:p>
@@ -123,7 +143,15 @@
     </w:p>
     <w:p>
       <w:r>
-        <w:t xml:space="preserve">The code for producing the results in this manuscript are contained in the ‘code’ directory, and are split into two main subfolders: </w:t>
+        <w:t xml:space="preserve">The code for producing the results in this manuscript are contained in the ‘code’ </w:t>
+      </w:r>
+      <w:proofErr w:type="gramStart"/>
+      <w:r>
+        <w:t>directory, and</w:t>
+      </w:r>
+      <w:proofErr w:type="gramEnd"/>
+      <w:r>
+        <w:t xml:space="preserve"> are split into two main subfolders: </w:t>
       </w:r>
       <w:r>
         <w:rPr>
@@ -176,17 +204,81 @@
     </w:p>
     <w:p>
       <w:r>
-        <w:t xml:space="preserve">The code for the reproducible example can be run on your machine directly by running the two files (p1_applied_example_external_validation.R and p2_applied_example_internal_validation.R) files within this folder. </w:t>
-      </w:r>
-    </w:p>
-    <w:p>
-      <w:r>
-        <w:t>The code for the simulation (inparticular p1.1_run_simulation_general.R, p1.2_run_simulation_general_b05.R, and p1.3_run_simulation_unmeasured_conf.R) was submitted through a computer cluster so it could be parallelised. This means these  .R files cannot be ran directly in turn. Instead, input parameters for the simulation are defined at the command line. The command line argument should take values between 1 to 144.</w:t>
-      </w:r>
-    </w:p>
-    <w:p>
-      <w:r>
-        <w:t>The p1.1_run_simulation_general.R file runs the simulation when the coefficients match that in Table 1 of the main manuscript.</w:t>
+        <w:t>The code for the reproducible example can be run on your machine directly by running the two files (p1_applied_example_external_</w:t>
+      </w:r>
+      <w:proofErr w:type="gramStart"/>
+      <w:r>
+        <w:t>validation.R</w:t>
+      </w:r>
+      <w:proofErr w:type="gramEnd"/>
+      <w:r>
+        <w:t xml:space="preserve"> and p2_applied_example_internal_</w:t>
+      </w:r>
+      <w:proofErr w:type="gramStart"/>
+      <w:r>
+        <w:t>validation.R</w:t>
+      </w:r>
+      <w:proofErr w:type="gramEnd"/>
+      <w:r>
+        <w:t xml:space="preserve">) files within this folder. </w:t>
+      </w:r>
+    </w:p>
+    <w:p>
+      <w:r>
+        <w:t>The code for the simulation (</w:t>
+      </w:r>
+      <w:proofErr w:type="spellStart"/>
+      <w:r>
+        <w:t>inparticular</w:t>
+      </w:r>
+      <w:proofErr w:type="spellEnd"/>
+      <w:r>
+        <w:t xml:space="preserve"> p1.1_run_simulation_</w:t>
+      </w:r>
+      <w:proofErr w:type="gramStart"/>
+      <w:r>
+        <w:t>general.R</w:t>
+      </w:r>
+      <w:proofErr w:type="gramEnd"/>
+      <w:r>
+        <w:t>, p1.2_run_simulation_general_b05.R, and p1.3_run_simulation_unmeasured_</w:t>
+      </w:r>
+      <w:proofErr w:type="gramStart"/>
+      <w:r>
+        <w:t>conf.R</w:t>
+      </w:r>
+      <w:proofErr w:type="gramEnd"/>
+      <w:r>
+        <w:t xml:space="preserve">) was submitted through a computer cluster so it could be parallelised. This means </w:t>
+      </w:r>
+      <w:proofErr w:type="gramStart"/>
+      <w:r>
+        <w:t>these  .</w:t>
+      </w:r>
+      <w:proofErr w:type="gramEnd"/>
+      <w:r>
+        <w:t xml:space="preserve">R files cannot be </w:t>
+      </w:r>
+      <w:proofErr w:type="gramStart"/>
+      <w:r>
+        <w:t>ran</w:t>
+      </w:r>
+      <w:proofErr w:type="gramEnd"/>
+      <w:r>
+        <w:t xml:space="preserve"> directly in turn. Instead, input parameters for the simulation are defined at the command line. The command line argument should take values between 1 to 144.</w:t>
+      </w:r>
+    </w:p>
+    <w:p>
+      <w:r>
+        <w:t>The p1.1_run_simulation_</w:t>
+      </w:r>
+      <w:proofErr w:type="gramStart"/>
+      <w:r>
+        <w:t>general.R</w:t>
+      </w:r>
+      <w:proofErr w:type="gramEnd"/>
+      <w:r>
+        <w:t xml:space="preserve"> file runs the simulation when the coefficients match that in Table 1 of the main manuscript.</w:t>
       </w:r>
     </w:p>
     <w:p>
@@ -240,7 +332,15 @@
     </w:p>
     <w:p>
       <w:r>
-        <w:t>The p1.3_run_simulation_unmeasured_conf.R file runs the simulation when the coefficients match that in Table 1 of the main manuscript, but there is also unmeasured confounding.</w:t>
+        <w:t>The p1.3_run_simulation_unmeasured_</w:t>
+      </w:r>
+      <w:proofErr w:type="gramStart"/>
+      <w:r>
+        <w:t>conf.R</w:t>
+      </w:r>
+      <w:proofErr w:type="gramEnd"/>
+      <w:r>
+        <w:t xml:space="preserve"> file runs the simulation when the coefficients match that in Table 1 of the main manuscript, but there is also unmeasured confounding.</w:t>
       </w:r>
     </w:p>
     <w:p>
@@ -250,13 +350,29 @@
     </w:p>
     <w:p>
       <w:r>
-        <w:t>The p3_simulation_supplementary_explore_impact_of_unmeasured_confounding.R runs simulations changing the amount of unmeasured confounding.</w:t>
+        <w:t>The p3_simulation_supplementary_explore_impact_of_unmeasured_</w:t>
+      </w:r>
+      <w:proofErr w:type="gramStart"/>
+      <w:r>
+        <w:t>confounding.R</w:t>
+      </w:r>
+      <w:proofErr w:type="gramEnd"/>
+      <w:r>
+        <w:t xml:space="preserve"> runs simulations changing the amount of unmeasured confounding.</w:t>
       </w:r>
     </w:p>
     <w:p>
       <w:r>
         <w:lastRenderedPageBreak/>
-        <w:t xml:space="preserve">The p4_supplementary_simulation_grouped.R file runs the simulation scenarios where we look at moderate calibration assessed within subgroups, and mean calibration. </w:t>
+        <w:t>The p4_supplementary_simulation_</w:t>
+      </w:r>
+      <w:proofErr w:type="gramStart"/>
+      <w:r>
+        <w:t>grouped.R</w:t>
+      </w:r>
+      <w:proofErr w:type="gramEnd"/>
+      <w:r>
+        <w:t xml:space="preserve"> file runs the simulation scenarios where we look at moderate calibration assessed within subgroups, and mean calibration. </w:t>
       </w:r>
     </w:p>
     <w:p>
@@ -285,7 +401,15 @@
         <w:t>contained</w:t>
       </w:r>
       <w:r>
-        <w:t xml:space="preserve"> into a number of files</w:t>
+        <w:t xml:space="preserve"> into </w:t>
+      </w:r>
+      <w:proofErr w:type="gramStart"/>
+      <w:r>
+        <w:t>a number of</w:t>
+      </w:r>
+      <w:proofErr w:type="gramEnd"/>
+      <w:r>
+        <w:t xml:space="preserve"> files</w:t>
       </w:r>
       <w:r>
         <w:t>, each denoted by a section below</w:t>
@@ -314,16 +438,27 @@
       <w:pPr>
         <w:pStyle w:val="Heading2"/>
       </w:pPr>
+      <w:proofErr w:type="spellStart"/>
       <w:r>
         <w:t>Functions.R</w:t>
       </w:r>
-    </w:p>
-    <w:p>
-      <w:r>
-        <w:t>This file contains functions for estimating a calibration curve without a confidence interval, and also functions for running the simulation.</w:t>
-      </w:r>
-    </w:p>
-    <w:p>
+      <w:proofErr w:type="spellEnd"/>
+    </w:p>
+    <w:p>
+      <w:r>
+        <w:t xml:space="preserve">This file contains functions for estimating a calibration curve without a confidence </w:t>
+      </w:r>
+      <w:proofErr w:type="gramStart"/>
+      <w:r>
+        <w:t>interval, and</w:t>
+      </w:r>
+      <w:proofErr w:type="gramEnd"/>
+      <w:r>
+        <w:t xml:space="preserve"> also functions for running the simulation.</w:t>
+      </w:r>
+    </w:p>
+    <w:p>
+      <w:proofErr w:type="spellStart"/>
       <w:r>
         <w:rPr>
           <w:b/>
@@ -331,11 +466,13 @@
         </w:rPr>
         <w:t>est_calib_ph</w:t>
       </w:r>
+      <w:proofErr w:type="spellEnd"/>
       <w:r>
         <w:t>: Function to estimate calibration using the proportional hazards approach.</w:t>
       </w:r>
     </w:p>
     <w:p>
+      <w:proofErr w:type="spellStart"/>
       <w:r>
         <w:rPr>
           <w:b/>
@@ -343,11 +480,13 @@
         </w:rPr>
         <w:t>est_calib_ipcw</w:t>
       </w:r>
+      <w:proofErr w:type="spellEnd"/>
       <w:r>
         <w:t>: Function to estimate calibration using the IPCW approach.</w:t>
       </w:r>
     </w:p>
     <w:p>
+      <w:proofErr w:type="spellStart"/>
       <w:r>
         <w:rPr>
           <w:b/>
@@ -362,6 +501,7 @@
         </w:rPr>
         <w:t>st_calib_pv</w:t>
       </w:r>
+      <w:proofErr w:type="spellEnd"/>
       <w:r>
         <w:t>: Function to estimate calibration using the pseudo-value ap</w:t>
       </w:r>
@@ -372,16 +512,33 @@
         <w:t>.</w:t>
       </w:r>
       <w:r>
-        <w:t xml:space="preserve"> Note, setting group.by = “predrisk” will group individuals by predicted risk before estimating the pseudo-values, i.e., the PV-group-risk approach.</w:t>
-      </w:r>
-      <w:r>
-        <w:t xml:space="preserve"> Setting group.by = “ipcw” will group individuals by IPCW weights, which we found to work well, but have not included as it’s unproven in statistical theory compared to the PV-IPCW approach </w:t>
+        <w:t xml:space="preserve"> Note, setting group.by = “</w:t>
+      </w:r>
+      <w:proofErr w:type="spellStart"/>
+      <w:r>
+        <w:t>predrisk</w:t>
+      </w:r>
+      <w:proofErr w:type="spellEnd"/>
+      <w:r>
+        <w:t>” will group individuals by predicted risk before estimating the pseudo-values, i.e., the PV-group-risk approach.</w:t>
+      </w:r>
+      <w:r>
+        <w:t xml:space="preserve"> Setting group.by = “</w:t>
+      </w:r>
+      <w:proofErr w:type="spellStart"/>
+      <w:r>
+        <w:t>ipcw</w:t>
+      </w:r>
+      <w:proofErr w:type="spellEnd"/>
+      <w:r>
+        <w:t xml:space="preserve">” will group individuals by IPCW weights, which we found to work well, but have not included as it’s unproven in statistical theory compared to the PV-IPCW approach </w:t>
       </w:r>
       <w:r>
         <w:t>described in the manuscript.</w:t>
       </w:r>
     </w:p>
     <w:p>
+      <w:proofErr w:type="spellStart"/>
       <w:r>
         <w:rPr>
           <w:b/>
@@ -389,6 +546,7 @@
         </w:rPr>
         <w:t>est_calib_pv_ipcw</w:t>
       </w:r>
+      <w:proofErr w:type="spellEnd"/>
       <w:r>
         <w:t>: Function to estimate calibration curve using pseudo-values with inverse probability of censoring weights, following the Binder</w:t>
       </w:r>
@@ -426,22 +584,72 @@
         <w:t xml:space="preserve"> </w:t>
       </w:r>
       <w:r>
-        <w:t xml:space="preserve">cox proportional hazards model whose calibration is being assessed; ‘bhaz’ is the cumulative baseline hazard of the cox proportional hazards model being assessed; ‘surv’ are the survival probabilities </w:t>
-      </w:r>
-      <w:r>
-        <w:t>(predicted risks) for each individual in the validation dataset, given instead of ‘fit’ and ‘bhaz’</w:t>
-      </w:r>
-      <w:r>
-        <w:t>; ‘nk’ is the number of knots in the calibration curve</w:t>
-      </w:r>
-      <w:r>
-        <w:t>; ‘pred.plot.range’ is a vector of predicted risks over which to plot the calibration curve</w:t>
+        <w:t>cox proportional hazards model whose calibration is being assessed; ‘</w:t>
+      </w:r>
+      <w:proofErr w:type="spellStart"/>
+      <w:r>
+        <w:t>bhaz</w:t>
+      </w:r>
+      <w:proofErr w:type="spellEnd"/>
+      <w:r>
+        <w:t>’ is the cumulative baseline hazard of the cox proportional hazards model being assessed; ‘</w:t>
+      </w:r>
+      <w:proofErr w:type="spellStart"/>
+      <w:r>
+        <w:t>surv</w:t>
+      </w:r>
+      <w:proofErr w:type="spellEnd"/>
+      <w:r>
+        <w:t xml:space="preserve">’ are the survival probabilities </w:t>
+      </w:r>
+      <w:r>
+        <w:t>(predicted risks) for each individual in the validation dataset, given instead of ‘fit’ and ‘</w:t>
+      </w:r>
+      <w:proofErr w:type="spellStart"/>
+      <w:r>
+        <w:t>bhaz</w:t>
+      </w:r>
+      <w:proofErr w:type="spellEnd"/>
+      <w:r>
+        <w:t>’</w:t>
+      </w:r>
+      <w:r>
+        <w:t>; ‘</w:t>
+      </w:r>
+      <w:proofErr w:type="spellStart"/>
+      <w:r>
+        <w:t>nk</w:t>
+      </w:r>
+      <w:proofErr w:type="spellEnd"/>
+      <w:r>
+        <w:t>’ is the number of knots in the calibration curve</w:t>
+      </w:r>
+      <w:r>
+        <w:t>; ‘</w:t>
+      </w:r>
+      <w:proofErr w:type="spellStart"/>
+      <w:r>
+        <w:t>pred.plot.range</w:t>
+      </w:r>
+      <w:proofErr w:type="spellEnd"/>
+      <w:r>
+        <w:t>’ is a vector of predicted risks over which to plot the calibration curve</w:t>
       </w:r>
       <w:r>
         <w:t>. There are other method specific arguments</w:t>
       </w:r>
       <w:r>
-        <w:t xml:space="preserve"> (e.g. cens.formula is the formula to estimate the inverse probability of censoring weights, when relevant).</w:t>
+        <w:t xml:space="preserve"> (e.g. </w:t>
+      </w:r>
+      <w:proofErr w:type="spellStart"/>
+      <w:proofErr w:type="gramStart"/>
+      <w:r>
+        <w:t>cens.formula</w:t>
+      </w:r>
+      <w:proofErr w:type="spellEnd"/>
+      <w:proofErr w:type="gramEnd"/>
+      <w:r>
+        <w:t xml:space="preserve"> is the formula to estimate the inverse probability of censoring weights, when relevant).</w:t>
       </w:r>
       <w:r>
         <w:t xml:space="preserve"> </w:t>
@@ -451,6 +659,7 @@
       </w:r>
     </w:p>
     <w:p>
+      <w:proofErr w:type="spellStart"/>
       <w:r>
         <w:rPr>
           <w:b/>
@@ -458,20 +667,35 @@
         </w:rPr>
         <w:t>simulate_DGM</w:t>
       </w:r>
+      <w:proofErr w:type="spellEnd"/>
       <w:r>
         <w:t>: is used to simulate data for the simulations.</w:t>
       </w:r>
     </w:p>
     <w:p>
-      <w:r>
-        <w:rPr>
-          <w:b/>
-          <w:bCs/>
-        </w:rPr>
-        <w:t>run_sim_large_sample</w:t>
-      </w:r>
-      <w:r>
-        <w:t>: is used to run the simulation.</w:t>
+      <w:proofErr w:type="spellStart"/>
+      <w:r>
+        <w:rPr>
+          <w:b/>
+          <w:bCs/>
+        </w:rPr>
+        <w:t>run_sim_large_</w:t>
+      </w:r>
+      <w:proofErr w:type="gramStart"/>
+      <w:r>
+        <w:rPr>
+          <w:b/>
+          <w:bCs/>
+        </w:rPr>
+        <w:t>sample</w:t>
+      </w:r>
+      <w:proofErr w:type="spellEnd"/>
+      <w:r>
+        <w:t>:</w:t>
+      </w:r>
+      <w:proofErr w:type="gramEnd"/>
+      <w:r>
+        <w:t xml:space="preserve"> is used to run the simulation.</w:t>
       </w:r>
     </w:p>
     <w:p/>
@@ -479,9 +703,16 @@
       <w:pPr>
         <w:pStyle w:val="Heading2"/>
       </w:pPr>
-      <w:r>
-        <w:t>Funcstions_boot_CI.R</w:t>
-      </w:r>
+      <w:proofErr w:type="spellStart"/>
+      <w:r>
+        <w:t>Funcstions_boot_</w:t>
+      </w:r>
+      <w:proofErr w:type="gramStart"/>
+      <w:r>
+        <w:t>CI.R</w:t>
+      </w:r>
+      <w:proofErr w:type="spellEnd"/>
+      <w:proofErr w:type="gramEnd"/>
     </w:p>
     <w:p>
       <w:r>
@@ -499,6 +730,7 @@
       <w:r>
         <w:t xml:space="preserve">The functions </w:t>
       </w:r>
+      <w:proofErr w:type="spellStart"/>
       <w:r>
         <w:rPr>
           <w:b/>
@@ -513,9 +745,11 @@
         </w:rPr>
         <w:t>ph</w:t>
       </w:r>
+      <w:proofErr w:type="spellEnd"/>
       <w:r>
         <w:t xml:space="preserve">, </w:t>
       </w:r>
+      <w:proofErr w:type="spellStart"/>
       <w:r>
         <w:rPr>
           <w:b/>
@@ -530,6 +764,7 @@
         </w:rPr>
         <w:t>ipcw</w:t>
       </w:r>
+      <w:proofErr w:type="spellEnd"/>
       <w:r>
         <w:t>,</w:t>
       </w:r>
@@ -538,7 +773,15 @@
           <w:b/>
           <w:bCs/>
         </w:rPr>
-        <w:t xml:space="preserve"> boot_func_for_CI_p</w:t>
+        <w:t xml:space="preserve"> </w:t>
+      </w:r>
+      <w:proofErr w:type="spellStart"/>
+      <w:r>
+        <w:rPr>
+          <w:b/>
+          <w:bCs/>
+        </w:rPr>
+        <w:t>boot_func_for_CI_p</w:t>
       </w:r>
       <w:r>
         <w:rPr>
@@ -547,12 +790,14 @@
         </w:rPr>
         <w:t>v</w:t>
       </w:r>
+      <w:proofErr w:type="spellEnd"/>
       <w:r>
         <w:t>,</w:t>
       </w:r>
       <w:r>
         <w:t xml:space="preserve"> </w:t>
       </w:r>
+      <w:proofErr w:type="spellStart"/>
       <w:r>
         <w:rPr>
           <w:b/>
@@ -567,14 +812,24 @@
         </w:rPr>
         <w:t>pv_ipcw</w:t>
       </w:r>
-      <w:r>
-        <w:t xml:space="preserve"> are functions written to estimate a calibration curve (using the functions described in section 3.1) in a bootstrapped dataset. These functions are designed to be run within the boot::boot R function and package.</w:t>
+      <w:proofErr w:type="spellEnd"/>
+      <w:r>
+        <w:t xml:space="preserve"> are functions written to estimate a calibration curve (using the functions described in section 3.1) in a bootstrapped dataset. These functions are designed to be run within the </w:t>
+      </w:r>
+      <w:proofErr w:type="gramStart"/>
+      <w:r>
+        <w:t>boot::</w:t>
+      </w:r>
+      <w:proofErr w:type="gramEnd"/>
+      <w:r>
+        <w:t>boot R function and package.</w:t>
       </w:r>
     </w:p>
     <w:p>
       <w:r>
         <w:t xml:space="preserve">The function </w:t>
       </w:r>
+      <w:proofErr w:type="spellStart"/>
       <w:r>
         <w:rPr>
           <w:b/>
@@ -582,17 +837,33 @@
         </w:rPr>
         <w:t>est_calib_CI_boot_wrapper</w:t>
       </w:r>
-      <w:r>
-        <w:t xml:space="preserve"> is a wrapper for the above functions, and will estimate a confidence interval for a calibration curve by resampling the validation dataset.</w:t>
+      <w:proofErr w:type="spellEnd"/>
+      <w:r>
+        <w:t xml:space="preserve"> is a wrapper for the above </w:t>
+      </w:r>
+      <w:proofErr w:type="gramStart"/>
+      <w:r>
+        <w:t>functions, and</w:t>
+      </w:r>
+      <w:proofErr w:type="gramEnd"/>
+      <w:r>
+        <w:t xml:space="preserve"> will estimate a confidence interval for a calibration curve by resampling the validation dataset.</w:t>
       </w:r>
     </w:p>
     <w:p>
       <w:pPr>
         <w:pStyle w:val="Heading2"/>
       </w:pPr>
-      <w:r>
-        <w:t>Functions_boot_optimism_adjusted.R</w:t>
-      </w:r>
+      <w:proofErr w:type="spellStart"/>
+      <w:r>
+        <w:t>Functions_boot_optimism_</w:t>
+      </w:r>
+      <w:proofErr w:type="gramStart"/>
+      <w:r>
+        <w:t>adjusted.R</w:t>
+      </w:r>
+      <w:proofErr w:type="spellEnd"/>
+      <w:proofErr w:type="gramEnd"/>
     </w:p>
     <w:p>
       <w:r>
@@ -604,9 +875,11 @@
       <w:r>
         <w:t xml:space="preserve">y resampling the dataset </w:t>
       </w:r>
+      <w:proofErr w:type="spellStart"/>
       <w:r>
         <w:t>R.boot</w:t>
       </w:r>
+      <w:proofErr w:type="spellEnd"/>
       <w:r>
         <w:t xml:space="preserve"> times, fitting the prediction model </w:t>
       </w:r>
@@ -623,7 +896,15 @@
         <w:t xml:space="preserve">, then taking the average of the </w:t>
       </w:r>
       <w:r>
-        <w:t>‘R.boot’</w:t>
+        <w:t>‘</w:t>
+      </w:r>
+      <w:proofErr w:type="spellStart"/>
+      <w:r>
+        <w:t>R.boot</w:t>
+      </w:r>
+      <w:proofErr w:type="spellEnd"/>
+      <w:r>
+        <w:t>’</w:t>
       </w:r>
       <w:r>
         <w:t xml:space="preserve"> calibration curves.</w:t>
@@ -655,6 +936,7 @@
       <w:r>
         <w:t xml:space="preserve">The functions </w:t>
       </w:r>
+      <w:proofErr w:type="spellStart"/>
       <w:r>
         <w:rPr>
           <w:b/>
@@ -676,9 +958,11 @@
         </w:rPr>
         <w:t>_ph</w:t>
       </w:r>
+      <w:proofErr w:type="spellEnd"/>
       <w:r>
         <w:t xml:space="preserve">, </w:t>
       </w:r>
+      <w:proofErr w:type="spellStart"/>
       <w:r>
         <w:rPr>
           <w:b/>
@@ -707,6 +991,7 @@
         </w:rPr>
         <w:t>ipcw</w:t>
       </w:r>
+      <w:proofErr w:type="spellEnd"/>
       <w:r>
         <w:t>,</w:t>
       </w:r>
@@ -715,7 +1000,15 @@
           <w:b/>
           <w:bCs/>
         </w:rPr>
-        <w:t xml:space="preserve"> boot_func_for</w:t>
+        <w:t xml:space="preserve"> </w:t>
+      </w:r>
+      <w:proofErr w:type="spellStart"/>
+      <w:r>
+        <w:rPr>
+          <w:b/>
+          <w:bCs/>
+        </w:rPr>
+        <w:t>boot_func_for</w:t>
       </w:r>
       <w:r>
         <w:rPr>
@@ -724,6 +1017,7 @@
         </w:rPr>
         <w:t>_optimism_adjusted</w:t>
       </w:r>
+      <w:proofErr w:type="spellEnd"/>
       <w:r>
         <w:rPr>
           <w:b/>
@@ -736,7 +1030,15 @@
           <w:b/>
           <w:bCs/>
         </w:rPr>
-        <w:t>_p</w:t>
+        <w:t>_</w:t>
+      </w:r>
+      <w:proofErr w:type="spellStart"/>
+      <w:r>
+        <w:rPr>
+          <w:b/>
+          <w:bCs/>
+        </w:rPr>
+        <w:t>p</w:t>
       </w:r>
       <w:r>
         <w:rPr>
@@ -745,9 +1047,11 @@
         </w:rPr>
         <w:t>v</w:t>
       </w:r>
+      <w:proofErr w:type="spellEnd"/>
       <w:r>
         <w:t xml:space="preserve">, </w:t>
       </w:r>
+      <w:proofErr w:type="spellStart"/>
       <w:r>
         <w:rPr>
           <w:b/>
@@ -776,6 +1080,7 @@
         </w:rPr>
         <w:t>pv_ipcw</w:t>
       </w:r>
+      <w:proofErr w:type="spellEnd"/>
       <w:r>
         <w:t xml:space="preserve"> are functions written to </w:t>
       </w:r>
@@ -792,13 +1097,22 @@
         <w:t xml:space="preserve"> (using the functions described in section 3.1) in the original data</w:t>
       </w:r>
       <w:r>
-        <w:t>. These functions are designed to be run within the boot::boot R function and package.</w:t>
+        <w:t xml:space="preserve">. These functions are designed to be run within the </w:t>
+      </w:r>
+      <w:proofErr w:type="gramStart"/>
+      <w:r>
+        <w:t>boot::</w:t>
+      </w:r>
+      <w:proofErr w:type="gramEnd"/>
+      <w:r>
+        <w:t>boot R function and package.</w:t>
       </w:r>
     </w:p>
     <w:p>
       <w:r>
         <w:t xml:space="preserve">The function </w:t>
       </w:r>
+      <w:proofErr w:type="spellStart"/>
       <w:r>
         <w:rPr>
           <w:b/>
@@ -820,8 +1134,17 @@
         </w:rPr>
         <w:t>_boot_wrapper</w:t>
       </w:r>
-      <w:r>
-        <w:t xml:space="preserve"> is a wrapper for the above functions, and will estimate a confidence interval for a calibration curve by resampling the validation dataset.</w:t>
+      <w:proofErr w:type="spellEnd"/>
+      <w:r>
+        <w:t xml:space="preserve"> is a wrapper for the above </w:t>
+      </w:r>
+      <w:proofErr w:type="gramStart"/>
+      <w:r>
+        <w:t>functions, and</w:t>
+      </w:r>
+      <w:proofErr w:type="gramEnd"/>
+      <w:r>
+        <w:t xml:space="preserve"> will estimate a confidence interval for a calibration curve by resampling the validation dataset.</w:t>
       </w:r>
     </w:p>
     <w:sectPr>
@@ -2585,15 +2908,6 @@
 </file>
 
 <file path=customXml/item1.xml><?xml version="1.0" encoding="utf-8"?>
-<?mso-contentType ?>
-<FormTemplates xmlns="http://schemas.microsoft.com/sharepoint/v3/contenttype/forms">
-  <Display>DocumentLibraryForm</Display>
-  <Edit>DocumentLibraryForm</Edit>
-  <New>DocumentLibraryForm</New>
-</FormTemplates>
-</file>
-
-<file path=customXml/item2.xml><?xml version="1.0" encoding="utf-8"?>
 <p:properties xmlns:p="http://schemas.microsoft.com/office/2006/metadata/properties" xmlns:xsi="http://www.w3.org/2001/XMLSchema-instance" xmlns:pc="http://schemas.microsoft.com/office/infopath/2007/PartnerControls">
   <documentManagement>
     <lcf76f155ced4ddcb4097134ff3c332f xmlns="4dbcae70-2094-4b7a-826b-7a1e155a0cd1">
@@ -2603,11 +2917,16 @@
 </p:properties>
 </file>
 
-<file path=customXml/item3.xml><?xml version="1.0" encoding="utf-8"?>
-<b:Sources xmlns:b="http://schemas.openxmlformats.org/officeDocument/2006/bibliography" xmlns="http://schemas.openxmlformats.org/officeDocument/2006/bibliography" SelectedStyle="\APASixthEditionOfficeOnline.xsl" StyleName="APA" Version="6"/>
+<file path=customXml/item2.xml><?xml version="1.0" encoding="utf-8"?>
+<?mso-contentType ?>
+<FormTemplates xmlns="http://schemas.microsoft.com/sharepoint/v3/contenttype/forms">
+  <Display>DocumentLibraryForm</Display>
+  <Edit>DocumentLibraryForm</Edit>
+  <New>DocumentLibraryForm</New>
+</FormTemplates>
 </file>
 
-<file path=customXml/item4.xml><?xml version="1.0" encoding="utf-8"?>
+<file path=customXml/item3.xml><?xml version="1.0" encoding="utf-8"?>
 <ct:contentTypeSchema xmlns:ct="http://schemas.microsoft.com/office/2006/metadata/contentType" xmlns:ma="http://schemas.microsoft.com/office/2006/metadata/properties/metaAttributes" ct:_="" ma:_="" ma:contentTypeName="Document" ma:contentTypeID="0x0101008708679AB01D2E4EB66063A29DDC378B" ma:contentTypeVersion="10" ma:contentTypeDescription="Create a new document." ma:contentTypeScope="" ma:versionID="3f6a763e8afd0beeb1c46374e5f08f89">
   <xsd:schema xmlns:xsd="http://www.w3.org/2001/XMLSchema" xmlns:xs="http://www.w3.org/2001/XMLSchema" xmlns:p="http://schemas.microsoft.com/office/2006/metadata/properties" xmlns:ns2="4dbcae70-2094-4b7a-826b-7a1e155a0cd1" targetNamespace="http://schemas.microsoft.com/office/2006/metadata/properties" ma:root="true" ma:fieldsID="48364af9d04b05325be29b8f362532ee" ns2:_="">
     <xsd:import namespace="4dbcae70-2094-4b7a-826b-7a1e155a0cd1"/>
@@ -2785,15 +3104,11 @@
 </ct:contentTypeSchema>
 </file>
 
-<file path=customXml/itemProps1.xml><?xml version="1.0" encoding="utf-8"?>
-<ds:datastoreItem xmlns:ds="http://schemas.openxmlformats.org/officeDocument/2006/customXml" ds:itemID="{3072DFAA-AD70-4246-B103-60914D5AEEB1}">
-  <ds:schemaRefs>
-    <ds:schemaRef ds:uri="http://schemas.microsoft.com/sharepoint/v3/contenttype/forms"/>
-  </ds:schemaRefs>
-</ds:datastoreItem>
+<file path=customXml/item4.xml><?xml version="1.0" encoding="utf-8"?>
+<b:Sources xmlns:b="http://schemas.openxmlformats.org/officeDocument/2006/bibliography" xmlns="http://schemas.openxmlformats.org/officeDocument/2006/bibliography" SelectedStyle="\APASixthEditionOfficeOnline.xsl" StyleName="APA" Version="6"/>
 </file>
 
-<file path=customXml/itemProps2.xml><?xml version="1.0" encoding="utf-8"?>
+<file path=customXml/itemProps1.xml><?xml version="1.0" encoding="utf-8"?>
 <ds:datastoreItem xmlns:ds="http://schemas.openxmlformats.org/officeDocument/2006/customXml" ds:itemID="{C2A9B272-E666-4F93-856B-5CACA22B1A8C}">
   <ds:schemaRefs>
     <ds:schemaRef ds:uri="http://schemas.microsoft.com/office/2006/metadata/properties"/>
@@ -2803,15 +3118,15 @@
 </ds:datastoreItem>
 </file>
 
-<file path=customXml/itemProps3.xml><?xml version="1.0" encoding="utf-8"?>
-<ds:datastoreItem xmlns:ds="http://schemas.openxmlformats.org/officeDocument/2006/customXml" ds:itemID="{941AD4E2-AE5B-4CDB-AA42-87B6D6E1256A}">
+<file path=customXml/itemProps2.xml><?xml version="1.0" encoding="utf-8"?>
+<ds:datastoreItem xmlns:ds="http://schemas.openxmlformats.org/officeDocument/2006/customXml" ds:itemID="{3072DFAA-AD70-4246-B103-60914D5AEEB1}">
   <ds:schemaRefs>
-    <ds:schemaRef ds:uri="http://schemas.openxmlformats.org/officeDocument/2006/bibliography"/>
+    <ds:schemaRef ds:uri="http://schemas.microsoft.com/sharepoint/v3/contenttype/forms"/>
   </ds:schemaRefs>
 </ds:datastoreItem>
 </file>
 
-<file path=customXml/itemProps4.xml><?xml version="1.0" encoding="utf-8"?>
+<file path=customXml/itemProps3.xml><?xml version="1.0" encoding="utf-8"?>
 <ds:datastoreItem xmlns:ds="http://schemas.openxmlformats.org/officeDocument/2006/customXml" ds:itemID="{1DD917A7-BE01-42D1-B9A7-97EB9380CFC4}">
   <ds:schemaRefs>
     <ds:schemaRef ds:uri="http://schemas.microsoft.com/office/2006/metadata/contentType"/>
@@ -2827,4 +3142,12 @@
     <ds:schemaRef ds:uri="http://schemas.microsoft.com/internal/obd"/>
   </ds:schemaRefs>
 </ds:datastoreItem>
+</file>
+
+<file path=customXml/itemProps4.xml><?xml version="1.0" encoding="utf-8"?>
+<ds:datastoreItem xmlns:ds="http://schemas.openxmlformats.org/officeDocument/2006/customXml" ds:itemID="{941AD4E2-AE5B-4CDB-AA42-87B6D6E1256A}">
+  <ds:schemaRefs>
+    <ds:schemaRef ds:uri="http://schemas.openxmlformats.org/officeDocument/2006/bibliography"/>
+  </ds:schemaRefs>
+</ds:datastoreItem>
 </file>